--- a/public/application-forms/2026/Individual/worker/EFG-Course-Registration-Individual-AWSHPP.docx
+++ b/public/application-forms/2026/Individual/worker/EFG-Course-Registration-Individual-AWSHPP.docx
@@ -2604,7 +2604,6 @@
                 <w:szCs w:val="16"/>
               </w:rPr>
             </w:pPr>
-            <w:proofErr w:type="gramStart"/>
             <w:r>
               <w:rPr>
                 <w:rFonts w:ascii="Calibri" w:hAnsi="Calibri" w:cs="Calibri"/>
@@ -2612,17 +2611,7 @@
                 <w:sz w:val="16"/>
                 <w:szCs w:val="16"/>
               </w:rPr>
-              <w:t>If</w:t>
-            </w:r>
-            <w:proofErr w:type="gramEnd"/>
-            <w:r>
-              <w:rPr>
-                <w:rFonts w:ascii="Calibri" w:hAnsi="Calibri" w:cs="Calibri"/>
-                <w:b/>
-                <w:sz w:val="16"/>
-                <w:szCs w:val="16"/>
-              </w:rPr>
-              <w:t xml:space="preserve"> </w:t>
+              <w:t xml:space="preserve">If </w:t>
             </w:r>
             <w:r>
               <w:rPr>
@@ -6230,23 +6219,7 @@
           <w:rFonts w:ascii="Calibri" w:eastAsia="Times New Roman" w:hAnsi="Calibri" w:cs="Calibri"/>
           <w:lang w:val="en-SG" w:eastAsia="zh-TW"/>
         </w:rPr>
-        <w:t xml:space="preserve">: To qualify for </w:t>
-      </w:r>
-      <w:proofErr w:type="spellStart"/>
-      <w:r>
-        <w:rPr>
-          <w:rFonts w:ascii="Calibri" w:eastAsia="Times New Roman" w:hAnsi="Calibri" w:cs="Calibri"/>
-          <w:lang w:val="en-SG" w:eastAsia="zh-TW"/>
-        </w:rPr>
-        <w:t>SkillsFuture</w:t>
-      </w:r>
-      <w:proofErr w:type="spellEnd"/>
-      <w:r>
-        <w:rPr>
-          <w:rFonts w:ascii="Calibri" w:eastAsia="Times New Roman" w:hAnsi="Calibri" w:cs="Calibri"/>
-          <w:lang w:val="en-SG" w:eastAsia="zh-TW"/>
-        </w:rPr>
-        <w:t xml:space="preserve"> Singapore (SSG), the trainee must be receiving at least </w:t>
+        <w:t xml:space="preserve">: To qualify for SkillsFuture Singapore (SSG), the trainee must be receiving at least </w:t>
       </w:r>
       <w:r>
         <w:rPr>
@@ -6464,25 +6437,7 @@
           <w:b/>
           <w:lang w:eastAsia="en-US"/>
         </w:rPr>
-        <w:t xml:space="preserve">       Singapore Citizens/Singapore Permanent Residents applying for grants- mandatory to take attendance using </w:t>
-      </w:r>
-      <w:proofErr w:type="spellStart"/>
-      <w:r>
-        <w:rPr>
-          <w:rFonts w:ascii="Calibri" w:eastAsia="Times New Roman" w:hAnsi="Calibri" w:cs="Calibri"/>
-          <w:b/>
-          <w:lang w:eastAsia="en-US"/>
-        </w:rPr>
-        <w:t>Singpass</w:t>
-      </w:r>
-      <w:proofErr w:type="spellEnd"/>
-      <w:r>
-        <w:rPr>
-          <w:rFonts w:ascii="Calibri" w:eastAsia="Times New Roman" w:hAnsi="Calibri" w:cs="Calibri"/>
-          <w:b/>
-          <w:lang w:eastAsia="en-US"/>
-        </w:rPr>
-        <w:t xml:space="preserve"> App</w:t>
+        <w:t xml:space="preserve">       Singapore Citizens/Singapore Permanent Residents applying for grants- mandatory to take attendance using Singpass App</w:t>
       </w:r>
     </w:p>
     <w:p>
@@ -7530,7 +7485,6 @@
                             <w:lang w:eastAsia="en-US" w:bidi="ta-IN"/>
                           </w:rPr>
                         </w:pPr>
-                        <w:proofErr w:type="gramStart"/>
                         <w:r>
                           <w:rPr>
                             <w:rFonts w:ascii="Aptos" w:eastAsia="Aptos" w:hAnsi="Aptos" w:cs="Latha"/>
@@ -7540,7 +7494,6 @@
                           </w:rPr>
                           <w:t>Date :</w:t>
                         </w:r>
-                        <w:proofErr w:type="gramEnd"/>
                       </w:p>
                     </w:tc>
                     <w:tc>
@@ -7872,7 +7825,6 @@
                             <w:lang w:eastAsia="en-US" w:bidi="ta-IN"/>
                           </w:rPr>
                         </w:pPr>
-                        <w:proofErr w:type="gramStart"/>
                         <w:r>
                           <w:rPr>
                             <w:rFonts w:ascii="Aptos" w:eastAsia="Aptos" w:hAnsi="Aptos" w:cs="Latha"/>
@@ -7882,7 +7834,6 @@
                           </w:rPr>
                           <w:t>Date :</w:t>
                         </w:r>
-                        <w:proofErr w:type="gramEnd"/>
                       </w:p>
                     </w:tc>
                     <w:tc>
@@ -9020,7 +8971,6 @@
                             <w:lang w:eastAsia="en-US" w:bidi="ta-IN"/>
                           </w:rPr>
                         </w:pPr>
-                        <w:proofErr w:type="gramStart"/>
                         <w:r>
                           <w:rPr>
                             <w:rFonts w:ascii="Aptos" w:eastAsia="Aptos" w:hAnsi="Aptos" w:cs="Latha"/>
@@ -9030,7 +8980,6 @@
                           </w:rPr>
                           <w:t>Date :</w:t>
                         </w:r>
-                        <w:proofErr w:type="gramEnd"/>
                       </w:p>
                     </w:tc>
                     <w:tc>
@@ -9236,7 +9185,6 @@
                             <w:lang w:eastAsia="en-US" w:bidi="ta-IN"/>
                           </w:rPr>
                         </w:pPr>
-                        <w:proofErr w:type="gramStart"/>
                         <w:r>
                           <w:rPr>
                             <w:rFonts w:ascii="Aptos" w:eastAsia="Aptos" w:hAnsi="Aptos" w:cs="Latha"/>
@@ -9246,7 +9194,6 @@
                           </w:rPr>
                           <w:t>Date :</w:t>
                         </w:r>
-                        <w:proofErr w:type="gramEnd"/>
                       </w:p>
                     </w:tc>
                     <w:tc>
@@ -11084,7 +11031,7 @@
             <v:path o:extrusionok="f" gradientshapeok="t" o:connecttype="rect"/>
             <o:lock v:ext="edit" aspectratio="t"/>
           </v:shapetype>
-          <v:shape id="Picture 1" o:spid="_x0000_i1032" type="#_x0000_t75" style="width:486.6pt;height:378.6pt;visibility:visible">
+          <v:shape id="Picture 1" o:spid="_x0000_i1032" type="#_x0000_t75" style="width:486.75pt;height:378.75pt;visibility:visible">
             <v:imagedata r:id="rId13" o:title=""/>
           </v:shape>
         </w:pict>
@@ -11330,7 +11277,7 @@
           <w:lang w:val="en-SG"/>
         </w:rPr>
         <w:pict w14:anchorId="222698AE">
-          <v:shape id="Picture 7" o:spid="_x0000_i1033" type="#_x0000_t75" style="width:310.2pt;height:212.4pt;visibility:visible">
+          <v:shape id="Picture 7" o:spid="_x0000_i1033" type="#_x0000_t75" style="width:310.5pt;height:212.25pt;visibility:visible">
             <v:imagedata r:id="rId14" o:title="20100104022245000000"/>
           </v:shape>
         </w:pict>
@@ -12265,7 +12212,7 @@
           <v:path o:extrusionok="f" gradientshapeok="t" o:connecttype="rect"/>
           <o:lock v:ext="edit" aspectratio="t"/>
         </v:shapetype>
-        <v:shape id="Picture 6" o:spid="_x0000_i1026" type="#_x0000_t75" alt="Service Provider for iso Certification in Singapore ..." style="width:39.6pt;height:37.2pt;visibility:visible">
+        <v:shape id="Picture 6" o:spid="_x0000_i1026" type="#_x0000_t75" alt="Service Provider for iso Certification in Singapore ..." style="width:39.75pt;height:37.5pt;visibility:visible">
           <v:imagedata r:id="rId1" o:title="Service Provider for iso Certification in Singapore "/>
         </v:shape>
       </w:pict>
@@ -12284,7 +12231,7 @@
         <w:lang w:val="en-SG" w:eastAsia="en-SG"/>
       </w:rPr>
       <w:pict w14:anchorId="0AE64A55">
-        <v:shape id="Picture 5" o:spid="_x0000_i1027" type="#_x0000_t75" alt="Service Provider for iso Certification in Singapore - Banyancertification" style="width:34.2pt;height:36pt;visibility:visible">
+        <v:shape id="Picture 5" o:spid="_x0000_i1027" type="#_x0000_t75" alt="Service Provider for iso Certification in Singapore - Banyancertification" style="width:33.75pt;height:36pt;visibility:visible">
           <v:imagedata r:id="rId2" o:title="Service Provider for iso Certification in Singapore - Banyancertification"/>
         </v:shape>
       </w:pict>
@@ -12303,7 +12250,7 @@
         <w:lang w:val="en-SG" w:eastAsia="en-SG"/>
       </w:rPr>
       <w:pict w14:anchorId="3FBE6802">
-        <v:shape id="Picture 4" o:spid="_x0000_i1028" type="#_x0000_t75" style="width:32.4pt;height:34.8pt;visibility:visible">
+        <v:shape id="Picture 4" o:spid="_x0000_i1028" type="#_x0000_t75" style="width:32.25pt;height:34.5pt;visibility:visible">
           <v:imagedata r:id="rId3" o:title=""/>
         </v:shape>
       </w:pict>
@@ -12322,7 +12269,7 @@
         <w:lang w:val="en-SG" w:eastAsia="en-SG"/>
       </w:rPr>
       <w:pict w14:anchorId="06A8F95C">
-        <v:shape id="Picture 3" o:spid="_x0000_i1029" type="#_x0000_t75" alt="ssg" style="width:55.8pt;height:32.4pt;visibility:visible">
+        <v:shape id="Picture 3" o:spid="_x0000_i1029" type="#_x0000_t75" alt="ssg" style="width:55.5pt;height:32.25pt;visibility:visible">
           <v:imagedata r:id="rId4" o:title="ssg"/>
         </v:shape>
       </w:pict>
@@ -12341,7 +12288,7 @@
         <w:lang w:val="en-SG" w:eastAsia="en-SG"/>
       </w:rPr>
       <w:pict w14:anchorId="1B72EFBA">
-        <v:shape id="Picture 2" o:spid="_x0000_i1030" type="#_x0000_t75" style="width:60.6pt;height:34.2pt;visibility:visible">
+        <v:shape id="Picture 2" o:spid="_x0000_i1030" type="#_x0000_t75" style="width:60.75pt;height:33.75pt;visibility:visible">
           <v:imagedata r:id="rId5" o:title="WhatsApp Image 2023-05-31 at 12" croptop="3799f" cropbottom="2713f" cropleft="1852f" cropright="1256f"/>
         </v:shape>
       </w:pict>
@@ -12362,7 +12309,7 @@
         <w:lang w:val="en-SG" w:eastAsia="en-SG"/>
       </w:rPr>
       <w:pict w14:anchorId="236379FB">
-        <v:shape id="_x0000_i1031" type="#_x0000_t75" style="width:45pt;height:29.4pt;visibility:visible">
+        <v:shape id="_x0000_i1031" type="#_x0000_t75" style="width:45pt;height:29.25pt;visibility:visible">
           <v:imagedata r:id="rId6" o:title=""/>
         </v:shape>
       </w:pict>
@@ -13078,7 +13025,25 @@
         <w:sz w:val="32"/>
         <w:szCs w:val="32"/>
       </w:rPr>
-      <w:t xml:space="preserve">INDIVIDUAL COURSE </w:t>
+      <w:t xml:space="preserve">INDIVIDUAL </w:t>
+    </w:r>
+    <w:r>
+      <w:rPr>
+        <w:rFonts w:asciiTheme="minorHAnsi" w:hAnsiTheme="minorHAnsi" w:cstheme="minorHAnsi"/>
+        <w:b/>
+        <w:sz w:val="32"/>
+        <w:szCs w:val="32"/>
+      </w:rPr>
+      <w:t xml:space="preserve">- </w:t>
+    </w:r>
+    <w:r>
+      <w:rPr>
+        <w:rFonts w:asciiTheme="minorHAnsi" w:hAnsiTheme="minorHAnsi" w:cstheme="minorHAnsi"/>
+        <w:b/>
+        <w:sz w:val="32"/>
+        <w:szCs w:val="32"/>
+      </w:rPr>
+      <w:t xml:space="preserve">COURSE </w:t>
     </w:r>
     <w:r>
       <w:rPr>
@@ -13421,7 +13386,7 @@
           <v:path o:extrusionok="f" gradientshapeok="t" o:connecttype="rect"/>
           <o:lock v:ext="edit" aspectratio="t"/>
         </v:shapetype>
-        <v:shape id="_x0000_i1025" type="#_x0000_t75" style="width:61.2pt;height:53.4pt">
+        <v:shape id="_x0000_i1025" type="#_x0000_t75" style="width:60.75pt;height:53.25pt">
           <v:imagedata r:id="rId2" o:title=""/>
         </v:shape>
       </w:pict>
@@ -17355,15 +17320,6 @@
   </w:num>
   <w:num w:numId="25" w16cid:durableId="213855327">
     <w:abstractNumId w:val="14"/>
-    <w:lvlOverride w:ilvl="0"/>
-    <w:lvlOverride w:ilvl="1"/>
-    <w:lvlOverride w:ilvl="2"/>
-    <w:lvlOverride w:ilvl="3"/>
-    <w:lvlOverride w:ilvl="4"/>
-    <w:lvlOverride w:ilvl="5"/>
-    <w:lvlOverride w:ilvl="6"/>
-    <w:lvlOverride w:ilvl="7"/>
-    <w:lvlOverride w:ilvl="8"/>
   </w:num>
 </w:numbering>
 </file>
